--- a/Manuscript/Tapir Methods(2).docx
+++ b/Manuscript/Tapir Methods(2).docx
@@ -788,7 +788,6 @@
         <w:t xml:space="preserve">using the </w:t>
       </w:r>
       <w:proofErr w:type="spellStart"/>
-      <w:proofErr w:type="gramStart"/>
       <w:r>
         <w:rPr>
           <w:rFonts w:ascii="Times New Roman" w:hAnsi="Times New Roman" w:cs="Times New Roman"/>
@@ -798,7 +797,6 @@
         <w:t>ctmm.select</w:t>
       </w:r>
       <w:proofErr w:type="spellEnd"/>
-      <w:proofErr w:type="gramEnd"/>
       <w:r>
         <w:rPr>
           <w:rFonts w:ascii="Times New Roman" w:hAnsi="Times New Roman" w:cs="Times New Roman"/>
@@ -1187,7 +1185,23 @@
           <w:szCs w:val="24"/>
           <w:lang w:val="en"/>
         </w:rPr>
-        <w:t>x̄</w:t>
+        <w:t xml:space="preserve">x̄ = 0.69) </w:t>
+      </w:r>
+      <w:r>
+        <w:rPr>
+          <w:rFonts w:ascii="Times New Roman" w:hAnsi="Times New Roman" w:cs="Times New Roman"/>
+          <w:sz w:val="24"/>
+          <w:szCs w:val="24"/>
+        </w:rPr>
+        <w:t>as compared to the overlap between different families</w:t>
+      </w:r>
+      <w:r>
+        <w:rPr>
+          <w:rFonts w:ascii="Times New Roman" w:hAnsi="Times New Roman" w:cs="Times New Roman"/>
+          <w:sz w:val="24"/>
+          <w:szCs w:val="24"/>
+        </w:rPr>
+        <w:t xml:space="preserve"> (</w:t>
       </w:r>
       <w:r>
         <w:rPr>
@@ -1197,15 +1211,41 @@
           <w:szCs w:val="24"/>
           <w:lang w:val="en"/>
         </w:rPr>
-        <w:t xml:space="preserve"> = 0.69) </w:t>
-      </w:r>
-      <w:r>
-        <w:rPr>
-          <w:rFonts w:ascii="Times New Roman" w:hAnsi="Times New Roman" w:cs="Times New Roman"/>
-          <w:sz w:val="24"/>
-          <w:szCs w:val="24"/>
-        </w:rPr>
-        <w:t>as compared to the overlap between different families</w:t>
+        <w:t>x̄ = 0.12</w:t>
+      </w:r>
+      <w:r>
+        <w:rPr>
+          <w:rStyle w:val="hgkelc"/>
+          <w:rFonts w:ascii="Times New Roman" w:hAnsi="Times New Roman" w:cs="Times New Roman"/>
+          <w:sz w:val="24"/>
+          <w:szCs w:val="24"/>
+          <w:lang w:val="en"/>
+        </w:rPr>
+        <w:t xml:space="preserve">, </w:t>
+      </w:r>
+      <w:r>
+        <w:rPr>
+          <w:rFonts w:ascii="Times New Roman" w:hAnsi="Times New Roman" w:cs="Times New Roman"/>
+          <w:sz w:val="24"/>
+          <w:szCs w:val="24"/>
+        </w:rPr>
+        <w:t xml:space="preserve">Figure </w:t>
+      </w:r>
+      <w:r>
+        <w:rPr>
+          <w:rFonts w:ascii="Times New Roman" w:hAnsi="Times New Roman" w:cs="Times New Roman"/>
+          <w:sz w:val="24"/>
+          <w:szCs w:val="24"/>
+        </w:rPr>
+        <w:t>2</w:t>
+      </w:r>
+      <w:r>
+        <w:rPr>
+          <w:rFonts w:ascii="Times New Roman" w:hAnsi="Times New Roman" w:cs="Times New Roman"/>
+          <w:sz w:val="24"/>
+          <w:szCs w:val="24"/>
+        </w:rPr>
+        <w:t>).</w:t>
       </w:r>
       <w:r>
         <w:rPr>
@@ -1221,7 +1261,7 @@
           <w:sz w:val="24"/>
           <w:szCs w:val="24"/>
         </w:rPr>
-        <w:t>(</w:t>
+        <w:t>Within family units, overlap was greater within pairs (</w:t>
       </w:r>
       <w:r>
         <w:rPr>
@@ -1231,7 +1271,15 @@
           <w:szCs w:val="24"/>
           <w:lang w:val="en"/>
         </w:rPr>
-        <w:t>x̄ = 0.</w:t>
+        <w:t xml:space="preserve">x̄ = </w:t>
+      </w:r>
+      <w:r>
+        <w:rPr>
+          <w:rFonts w:ascii="Times New Roman" w:hAnsi="Times New Roman" w:cs="Times New Roman"/>
+          <w:sz w:val="24"/>
+          <w:szCs w:val="24"/>
+        </w:rPr>
+        <w:t>0.79) as compared to parents-offspring (</w:t>
       </w:r>
       <w:r>
         <w:rPr>
@@ -1241,66 +1289,6 @@
           <w:szCs w:val="24"/>
           <w:lang w:val="en"/>
         </w:rPr>
-        <w:t>12</w:t>
-      </w:r>
-      <w:r>
-        <w:rPr>
-          <w:rStyle w:val="hgkelc"/>
-          <w:rFonts w:ascii="Times New Roman" w:hAnsi="Times New Roman" w:cs="Times New Roman"/>
-          <w:sz w:val="24"/>
-          <w:szCs w:val="24"/>
-          <w:lang w:val="en"/>
-        </w:rPr>
-        <w:t xml:space="preserve">, </w:t>
-      </w:r>
-      <w:r>
-        <w:rPr>
-          <w:rFonts w:ascii="Times New Roman" w:hAnsi="Times New Roman" w:cs="Times New Roman"/>
-          <w:sz w:val="24"/>
-          <w:szCs w:val="24"/>
-        </w:rPr>
-        <w:t xml:space="preserve">Figure </w:t>
-      </w:r>
-      <w:r>
-        <w:rPr>
-          <w:rFonts w:ascii="Times New Roman" w:hAnsi="Times New Roman" w:cs="Times New Roman"/>
-          <w:sz w:val="24"/>
-          <w:szCs w:val="24"/>
-        </w:rPr>
-        <w:t>2</w:t>
-      </w:r>
-      <w:r>
-        <w:rPr>
-          <w:rFonts w:ascii="Times New Roman" w:hAnsi="Times New Roman" w:cs="Times New Roman"/>
-          <w:sz w:val="24"/>
-          <w:szCs w:val="24"/>
-        </w:rPr>
-        <w:t>).</w:t>
-      </w:r>
-      <w:r>
-        <w:rPr>
-          <w:rFonts w:ascii="Times New Roman" w:hAnsi="Times New Roman" w:cs="Times New Roman"/>
-          <w:sz w:val="24"/>
-          <w:szCs w:val="24"/>
-        </w:rPr>
-        <w:t xml:space="preserve"> </w:t>
-      </w:r>
-      <w:r>
-        <w:rPr>
-          <w:rFonts w:ascii="Times New Roman" w:hAnsi="Times New Roman" w:cs="Times New Roman"/>
-          <w:sz w:val="24"/>
-          <w:szCs w:val="24"/>
-        </w:rPr>
-        <w:t>Within family units, overlap was greater within pairs (</w:t>
-      </w:r>
-      <w:r>
-        <w:rPr>
-          <w:rStyle w:val="hgkelc"/>
-          <w:rFonts w:ascii="Times New Roman" w:hAnsi="Times New Roman" w:cs="Times New Roman"/>
-          <w:sz w:val="24"/>
-          <w:szCs w:val="24"/>
-          <w:lang w:val="en"/>
-        </w:rPr>
         <w:t xml:space="preserve">x̄ = </w:t>
       </w:r>
       <w:r>
@@ -1309,41 +1297,7 @@
           <w:sz w:val="24"/>
           <w:szCs w:val="24"/>
         </w:rPr>
-        <w:t>0.79) as compared to</w:t>
-      </w:r>
-      <w:r>
-        <w:rPr>
-          <w:rFonts w:ascii="Times New Roman" w:hAnsi="Times New Roman" w:cs="Times New Roman"/>
-          <w:sz w:val="24"/>
-          <w:szCs w:val="24"/>
-        </w:rPr>
-        <w:t xml:space="preserve"> parents-offspring (</w:t>
-      </w:r>
-      <w:r>
-        <w:rPr>
-          <w:rStyle w:val="hgkelc"/>
-          <w:rFonts w:ascii="Times New Roman" w:hAnsi="Times New Roman" w:cs="Times New Roman"/>
-          <w:sz w:val="24"/>
-          <w:szCs w:val="24"/>
-          <w:lang w:val="en"/>
-        </w:rPr>
-        <w:t xml:space="preserve">x̄ = </w:t>
-      </w:r>
-      <w:r>
-        <w:rPr>
-          <w:rFonts w:ascii="Times New Roman" w:hAnsi="Times New Roman" w:cs="Times New Roman"/>
-          <w:sz w:val="24"/>
-          <w:szCs w:val="24"/>
-        </w:rPr>
-        <w:t>0.65</w:t>
-      </w:r>
-      <w:r>
-        <w:rPr>
-          <w:rFonts w:ascii="Times New Roman" w:hAnsi="Times New Roman" w:cs="Times New Roman"/>
-          <w:sz w:val="24"/>
-          <w:szCs w:val="24"/>
-        </w:rPr>
-        <w:t>) and offspring (</w:t>
+        <w:t>0.65) and offspring (</w:t>
       </w:r>
       <w:r>
         <w:rPr>
